--- a/resources/templates/tpl_working_paper.docx
+++ b/resources/templates/tpl_working_paper.docx
@@ -151,6 +151,9 @@
               </w:rPr>
             </w:pPr>
           </w:p>
+          <w:r>
+            <w:t xml:space="preserve">{projectName}</w:t>
+          </w:r>
         </w:tc>
       </w:tr>
       <w:tr>
@@ -246,6 +249,9 @@
               <w:t>（按照审计实施方案确定的事项名称填写）</w:t>
             </w:r>
           </w:p>
+          <w:r>
+            <w:t xml:space="preserve">{auditMatter}</w:t>
+          </w:r>
         </w:tc>
       </w:tr>
       <w:tr>
@@ -319,6 +325,9 @@
               </w:rPr>
             </w:pPr>
           </w:p>
+          <w:r>
+            <w:t xml:space="preserve">{auditorName}</w:t>
+          </w:r>
         </w:tc>
         <w:tc>
           <w:tcPr>
@@ -370,6 +379,9 @@
               </w:rPr>
             </w:pPr>
           </w:p>
+          <w:r>
+            <w:t xml:space="preserve">{compileDate}</w:t>
+          </w:r>
         </w:tc>
       </w:tr>
       <w:tr>
@@ -452,6 +464,9 @@
               <w:t>步骤和方法、所取得的审计证据的名称和来源。多个底稿间共用审计证据、且审计证据附在其他底稿后的，应当在上述内容表述完毕后，注明“其中，**审计证据附在**底稿后”）</w:t>
             </w:r>
           </w:p>
+          <w:r>
+            <w:t xml:space="preserve">{auditProcess}</w:t>
+          </w:r>
         </w:tc>
       </w:tr>
       <w:tr>
@@ -557,6 +572,9 @@
               <w:t>）</w:t>
             </w:r>
           </w:p>
+          <w:r>
+            <w:t xml:space="preserve">{factSummary}</w:t>
+          </w:r>
         </w:tc>
       </w:tr>
       <w:tr>
@@ -643,6 +661,9 @@
               <w:t>意见种类包括：1.予以认可；2.责成采取进一步审计措施，获取适当、充分的审计证据；3.纠正或者责成纠正不恰当的审计结论）</w:t>
             </w:r>
           </w:p>
+          <w:r>
+            <w:t xml:space="preserve">{reviewerOpinion}</w:t>
+          </w:r>
         </w:tc>
       </w:tr>
       <w:tr>
@@ -721,6 +742,9 @@
               </w:rPr>
             </w:pPr>
           </w:p>
+          <w:r>
+            <w:t xml:space="preserve">{reviewerName}</w:t>
+          </w:r>
         </w:tc>
         <w:tc>
           <w:tcPr>
@@ -777,6 +801,9 @@
               </w:rPr>
             </w:pPr>
           </w:p>
+          <w:r>
+            <w:t xml:space="preserve">{reviewDate}</w:t>
+          </w:r>
         </w:tc>
       </w:tr>
     </w:tbl>

--- a/resources/templates/tpl_working_paper.docx
+++ b/resources/templates/tpl_working_paper.docx
@@ -461,7 +461,7 @@
                 <w:rFonts w:ascii="Times New Roman" w:hAnsi="Times New Roman" w:eastAsia="宋体" w:cs="Times New Roman"/>
                 <w:i/>
               </w:rPr>
-              <w:t>步骤和方法、所取得的审计证据的名称和来源。多个底稿间共用审计证据、且审计证据附在其他底稿后的，应当在上述内容表述完毕后，注明“其中，**审计证据附在**底稿后”）</w:t>
+              <w:t>步骤和方法、所取得的审计证据的名称和来源。多个底稿间共用审计证据、且审计证据附在其他底稿后的，应当在上述内容表述完毕后，注明“其中，{val}审计证据附在{val}底稿后”）</w:t>
             </w:r>
           </w:p>
           <w:r>
